--- a/УП.docx
+++ b/УП.docx
@@ -1,6 +1,6 @@
 
 <file path=word/document.xml><?xml version="1.0" encoding="utf-8"?>
-<w:document xmlns:wpc="http://schemas.microsoft.com/office/word/2010/wordprocessingCanvas" xmlns:cx="http://schemas.microsoft.com/office/drawing/2014/chartex" xmlns:cx1="http://schemas.microsoft.com/office/drawing/2015/9/8/chartex" xmlns:cx2="http://schemas.microsoft.com/office/drawing/2015/10/21/chartex" xmlns:cx3="http://schemas.microsoft.com/office/drawing/2016/5/9/chartex" xmlns:cx4="http://schemas.microsoft.com/office/drawing/2016/5/10/chartex" xmlns:cx5="http://schemas.microsoft.com/office/drawing/2016/5/11/chartex" xmlns:cx6="http://schemas.microsoft.com/office/drawing/2016/5/12/chartex" xmlns:cx7="http://schemas.microsoft.com/office/drawing/2016/5/13/chartex" xmlns:cx8="http://schemas.microsoft.com/office/drawing/2016/5/14/chartex" xmlns:mc="http://schemas.openxmlformats.org/markup-compatibility/2006" xmlns:aink="http://schemas.microsoft.com/office/drawing/2016/ink" xmlns:am3d="http://schemas.microsoft.com/office/drawing/2017/model3d" xmlns:o="urn:schemas-microsoft-com:office:office" xmlns:r="http://schemas.openxmlformats.org/officeDocument/2006/relationships" xmlns:m="http://schemas.openxmlformats.org/officeDocument/2006/math" xmlns:v="urn:schemas-microsoft-com:vml" xmlns:wp14="http://schemas.microsoft.com/office/word/2010/wordprocessingDrawing" xmlns:wp="http://schemas.openxmlformats.org/drawingml/2006/wordprocessingDrawing" xmlns:w10="urn:schemas-microsoft-com:office:word" xmlns:w="http://schemas.openxmlformats.org/wordprocessingml/2006/main" xmlns:w14="http://schemas.microsoft.com/office/word/2010/wordml" xmlns:w15="http://schemas.microsoft.com/office/word/2012/wordml" xmlns:w16cid="http://schemas.microsoft.com/office/word/2016/wordml/cid" xmlns:w16se="http://schemas.microsoft.com/office/word/2015/wordml/symex" xmlns:wpg="http://schemas.microsoft.com/office/word/2010/wordprocessingGroup" xmlns:wpi="http://schemas.microsoft.com/office/word/2010/wordprocessingInk" xmlns:wne="http://schemas.microsoft.com/office/word/2006/wordml" xmlns:wps="http://schemas.microsoft.com/office/word/2010/wordprocessingShape" mc:Ignorable="w14 w15 w16se w16cid wp14">
+<w:document xmlns:wpc="http://schemas.microsoft.com/office/word/2010/wordprocessingCanvas" xmlns:cx="http://schemas.microsoft.com/office/drawing/2014/chartex" xmlns:cx1="http://schemas.microsoft.com/office/drawing/2015/9/8/chartex" xmlns:cx2="http://schemas.microsoft.com/office/drawing/2015/10/21/chartex" xmlns:cx3="http://schemas.microsoft.com/office/drawing/2016/5/9/chartex" xmlns:cx4="http://schemas.microsoft.com/office/drawing/2016/5/10/chartex" xmlns:cx5="http://schemas.microsoft.com/office/drawing/2016/5/11/chartex" xmlns:cx6="http://schemas.microsoft.com/office/drawing/2016/5/12/chartex" xmlns:cx7="http://schemas.microsoft.com/office/drawing/2016/5/13/chartex" xmlns:cx8="http://schemas.microsoft.com/office/drawing/2016/5/14/chartex" xmlns:mc="http://schemas.openxmlformats.org/markup-compatibility/2006" xmlns:aink="http://schemas.microsoft.com/office/drawing/2016/ink" xmlns:am3d="http://schemas.microsoft.com/office/drawing/2017/model3d" xmlns:o="urn:schemas-microsoft-com:office:office" xmlns:oel="http://schemas.microsoft.com/office/2019/extlst" xmlns:r="http://schemas.openxmlformats.org/officeDocument/2006/relationships" xmlns:m="http://schemas.openxmlformats.org/officeDocument/2006/math" xmlns:v="urn:schemas-microsoft-com:vml" xmlns:wp14="http://schemas.microsoft.com/office/word/2010/wordprocessingDrawing" xmlns:wp="http://schemas.openxmlformats.org/drawingml/2006/wordprocessingDrawing" xmlns:w10="urn:schemas-microsoft-com:office:word" xmlns:w="http://schemas.openxmlformats.org/wordprocessingml/2006/main" xmlns:w14="http://schemas.microsoft.com/office/word/2010/wordml" xmlns:w15="http://schemas.microsoft.com/office/word/2012/wordml" xmlns:w16cex="http://schemas.microsoft.com/office/word/2018/wordml/cex" xmlns:w16cid="http://schemas.microsoft.com/office/word/2016/wordml/cid" xmlns:w16="http://schemas.microsoft.com/office/word/2018/wordml" xmlns:w16du="http://schemas.microsoft.com/office/word/2023/wordml/word16du" xmlns:w16sdtdh="http://schemas.microsoft.com/office/word/2020/wordml/sdtdatahash" xmlns:w16sdtfl="http://schemas.microsoft.com/office/word/2024/wordml/sdtformatlock" xmlns:w16se="http://schemas.microsoft.com/office/word/2015/wordml/symex" xmlns:wpg="http://schemas.microsoft.com/office/word/2010/wordprocessingGroup" xmlns:wpi="http://schemas.microsoft.com/office/word/2010/wordprocessingInk" xmlns:wne="http://schemas.microsoft.com/office/word/2006/wordml" xmlns:wps="http://schemas.microsoft.com/office/word/2010/wordprocessingShape" mc:Ignorable="w14 w15 w16se w16cid w16 w16cex w16sdtdh w16sdtfl w16du wp14">
   <w:body>
     <w:p>
       <w:pPr>
@@ -16,25 +16,7 @@
           <w:sz w:val="24"/>
           <w:szCs w:val="24"/>
         </w:rPr>
-        <w:t xml:space="preserve">ЧПОУ «Новосибирский кооперативный техникум» Новосибирского </w:t>
-      </w:r>
-      <w:proofErr w:type="spellStart"/>
-      <w:r>
-        <w:rPr>
-          <w:rFonts w:ascii="Times New Roman" w:hAnsi="Times New Roman" w:cs="Times New Roman"/>
-          <w:sz w:val="24"/>
-          <w:szCs w:val="24"/>
-        </w:rPr>
-        <w:t>облпотребсоюза</w:t>
-      </w:r>
-      <w:proofErr w:type="spellEnd"/>
-      <w:r>
-        <w:rPr>
-          <w:rFonts w:ascii="Times New Roman" w:hAnsi="Times New Roman" w:cs="Times New Roman"/>
-          <w:sz w:val="24"/>
-          <w:szCs w:val="24"/>
-        </w:rPr>
-        <w:t xml:space="preserve"> </w:t>
+        <w:t xml:space="preserve">ЧПОУ «Новосибирский кооперативный техникум» Новосибирского облпотребсоюза </w:t>
       </w:r>
     </w:p>
     <w:p>
@@ -842,10 +824,7 @@
         <w:t>(метод решения)</w:t>
       </w:r>
     </w:p>
-    <w:p>
-      <w:bookmarkStart w:id="0" w:name="_GoBack"/>
-      <w:bookmarkEnd w:id="0"/>
-    </w:p>
+    <w:p/>
     <w:p>
       <w:pPr>
         <w:pStyle w:val="a3"/>
@@ -959,14 +938,7 @@
           <w:rFonts w:ascii="Times New Roman" w:hAnsi="Times New Roman" w:cs="Times New Roman"/>
           <w:color w:val="000000" w:themeColor="text1"/>
         </w:rPr>
-        <w:t>В</w:t>
-      </w:r>
-      <w:r>
-        <w:rPr>
-          <w:rFonts w:ascii="Times New Roman" w:hAnsi="Times New Roman" w:cs="Times New Roman"/>
-          <w:color w:val="000000" w:themeColor="text1"/>
-        </w:rPr>
-        <w:t>нутренняя спецификация программы</w:t>
+        <w:t>Внутренняя спецификация программы</w:t>
       </w:r>
     </w:p>
     <w:p/>
@@ -1008,17 +980,7 @@
           <w:szCs w:val="20"/>
           <w:lang w:eastAsia="ru-RU"/>
         </w:rPr>
-        <w:t>1.</w:t>
-      </w:r>
-      <w:r>
-        <w:rPr>
-          <w:rFonts w:ascii="Times New Roman" w:eastAsia="Times New Roman" w:hAnsi="Times New Roman" w:cs="Times New Roman"/>
-          <w:color w:val="0F1115"/>
-          <w:sz w:val="24"/>
-          <w:szCs w:val="20"/>
-          <w:lang w:eastAsia="ru-RU"/>
-        </w:rPr>
-        <w:t>Модули</w:t>
+        <w:t>1.Модули</w:t>
       </w:r>
     </w:p>
     <w:p>
@@ -1467,6 +1429,558 @@
     </w:p>
     <w:p>
       <w:pPr>
+        <w:pStyle w:val="1"/>
+        <w:rPr>
+          <w:rFonts w:ascii="Times New Roman" w:hAnsi="Times New Roman" w:cs="Times New Roman"/>
+          <w:color w:val="000000" w:themeColor="text1"/>
+        </w:rPr>
+      </w:pPr>
+      <w:r>
+        <w:rPr>
+          <w:rFonts w:ascii="Times New Roman" w:hAnsi="Times New Roman" w:cs="Times New Roman"/>
+          <w:color w:val="000000" w:themeColor="text1"/>
+        </w:rPr>
+        <w:lastRenderedPageBreak/>
+        <w:t>Руководство пользователя</w:t>
+      </w:r>
+    </w:p>
+    <w:p>
+      <w:pPr>
+        <w:rPr>
+          <w:rFonts w:ascii="Times New Roman" w:hAnsi="Times New Roman" w:cs="Times New Roman"/>
+          <w:sz w:val="24"/>
+          <w:szCs w:val="24"/>
+        </w:rPr>
+      </w:pPr>
+      <w:r>
+        <w:rPr>
+          <w:rFonts w:ascii="Times New Roman" w:hAnsi="Times New Roman" w:cs="Times New Roman"/>
+          <w:sz w:val="24"/>
+          <w:szCs w:val="24"/>
+        </w:rPr>
+        <w:t xml:space="preserve">Дисциплина «Основы алгоритмизации» </w:t>
+      </w:r>
+      <w:proofErr w:type="spellStart"/>
+      <w:r>
+        <w:rPr>
+          <w:rFonts w:ascii="Times New Roman" w:hAnsi="Times New Roman" w:cs="Times New Roman"/>
+          <w:sz w:val="24"/>
+          <w:szCs w:val="24"/>
+        </w:rPr>
+        <w:t>traditionally</w:t>
+      </w:r>
+      <w:proofErr w:type="spellEnd"/>
+      <w:r>
+        <w:rPr>
+          <w:rFonts w:ascii="Times New Roman" w:hAnsi="Times New Roman" w:cs="Times New Roman"/>
+          <w:sz w:val="24"/>
+          <w:szCs w:val="24"/>
+        </w:rPr>
+        <w:t xml:space="preserve"> состоит из нескольких логически завершенных тем. Данное руководство описывает подход к организации проверки знаний, позволяющий оценить степень усвоения материала по каждой теме отдельно (текущий контроль) и итоговый уровень подготовки (промежуточная аттестация).</w:t>
+      </w:r>
+    </w:p>
+    <w:p>
+      <w:pPr>
+        <w:rPr>
+          <w:rFonts w:ascii="Times New Roman" w:hAnsi="Times New Roman" w:cs="Times New Roman"/>
+          <w:b/>
+          <w:bCs/>
+          <w:sz w:val="24"/>
+          <w:szCs w:val="24"/>
+        </w:rPr>
+      </w:pPr>
+      <w:r>
+        <w:rPr>
+          <w:rFonts w:ascii="Times New Roman" w:hAnsi="Times New Roman" w:cs="Times New Roman"/>
+          <w:b/>
+          <w:bCs/>
+          <w:sz w:val="24"/>
+          <w:szCs w:val="24"/>
+        </w:rPr>
+        <w:t>2. Структура дисциплины для контроля</w:t>
+      </w:r>
+    </w:p>
+    <w:p>
+      <w:pPr>
+        <w:rPr>
+          <w:rFonts w:ascii="Times New Roman" w:hAnsi="Times New Roman" w:cs="Times New Roman"/>
+          <w:sz w:val="24"/>
+          <w:szCs w:val="24"/>
+        </w:rPr>
+      </w:pPr>
+      <w:r>
+        <w:rPr>
+          <w:rFonts w:ascii="Times New Roman" w:hAnsi="Times New Roman" w:cs="Times New Roman"/>
+          <w:sz w:val="24"/>
+          <w:szCs w:val="24"/>
+        </w:rPr>
+        <w:t>Рекомендуется выделить следующие темы для проведения модульной проверки знаний:</w:t>
+      </w:r>
+    </w:p>
+    <w:p>
+      <w:pPr>
+        <w:numPr>
+          <w:ilvl w:val="0"/>
+          <w:numId w:val="10"/>
+        </w:numPr>
+        <w:rPr>
+          <w:rFonts w:ascii="Times New Roman" w:hAnsi="Times New Roman" w:cs="Times New Roman"/>
+          <w:color w:val="EE0000"/>
+          <w:sz w:val="24"/>
+          <w:szCs w:val="24"/>
+        </w:rPr>
+      </w:pPr>
+      <w:r>
+        <w:rPr>
+          <w:rFonts w:ascii="Times New Roman" w:hAnsi="Times New Roman" w:cs="Times New Roman"/>
+          <w:b/>
+          <w:bCs/>
+          <w:color w:val="EE0000"/>
+          <w:sz w:val="24"/>
+          <w:szCs w:val="24"/>
+        </w:rPr>
+        <w:t>Тема:</w:t>
+      </w:r>
+      <w:r>
+        <w:rPr>
+          <w:rFonts w:ascii="Times New Roman" w:hAnsi="Times New Roman" w:cs="Times New Roman"/>
+          <w:color w:val="EE0000"/>
+          <w:sz w:val="24"/>
+          <w:szCs w:val="24"/>
+        </w:rPr>
+        <w:t> Понятие алгоритма. Свойства и способы описания (словесный, графический, псевдокод).</w:t>
+      </w:r>
+    </w:p>
+    <w:p>
+      <w:pPr>
+        <w:numPr>
+          <w:ilvl w:val="0"/>
+          <w:numId w:val="10"/>
+        </w:numPr>
+        <w:rPr>
+          <w:rFonts w:ascii="Times New Roman" w:hAnsi="Times New Roman" w:cs="Times New Roman"/>
+          <w:color w:val="EE0000"/>
+          <w:sz w:val="24"/>
+          <w:szCs w:val="24"/>
+        </w:rPr>
+      </w:pPr>
+      <w:r>
+        <w:rPr>
+          <w:rFonts w:ascii="Times New Roman" w:hAnsi="Times New Roman" w:cs="Times New Roman"/>
+          <w:b/>
+          <w:bCs/>
+          <w:color w:val="EE0000"/>
+          <w:sz w:val="24"/>
+          <w:szCs w:val="24"/>
+        </w:rPr>
+        <w:t>Тема:</w:t>
+      </w:r>
+      <w:r>
+        <w:rPr>
+          <w:rFonts w:ascii="Times New Roman" w:hAnsi="Times New Roman" w:cs="Times New Roman"/>
+          <w:color w:val="EE0000"/>
+          <w:sz w:val="24"/>
+          <w:szCs w:val="24"/>
+        </w:rPr>
+        <w:t> Базовые алгоритмически</w:t>
+      </w:r>
+      <w:r>
+        <w:rPr>
+          <w:rFonts w:ascii="Times New Roman" w:hAnsi="Times New Roman" w:cs="Times New Roman"/>
+          <w:color w:val="EE0000"/>
+          <w:sz w:val="24"/>
+          <w:szCs w:val="24"/>
+        </w:rPr>
+        <w:t xml:space="preserve"> </w:t>
+      </w:r>
+      <w:r>
+        <w:rPr>
+          <w:rFonts w:ascii="Times New Roman" w:hAnsi="Times New Roman" w:cs="Times New Roman"/>
+          <w:color w:val="EE0000"/>
+          <w:sz w:val="24"/>
+          <w:szCs w:val="24"/>
+        </w:rPr>
+        <w:t>е структуры (следование, ветвление, циклы).</w:t>
+      </w:r>
+    </w:p>
+    <w:p>
+      <w:pPr>
+        <w:numPr>
+          <w:ilvl w:val="0"/>
+          <w:numId w:val="10"/>
+        </w:numPr>
+        <w:rPr>
+          <w:rFonts w:ascii="Times New Roman" w:hAnsi="Times New Roman" w:cs="Times New Roman"/>
+          <w:color w:val="EE0000"/>
+          <w:sz w:val="24"/>
+          <w:szCs w:val="24"/>
+        </w:rPr>
+      </w:pPr>
+      <w:r>
+        <w:rPr>
+          <w:rFonts w:ascii="Times New Roman" w:hAnsi="Times New Roman" w:cs="Times New Roman"/>
+          <w:b/>
+          <w:bCs/>
+          <w:color w:val="EE0000"/>
+          <w:sz w:val="24"/>
+          <w:szCs w:val="24"/>
+        </w:rPr>
+        <w:t>Тема:</w:t>
+      </w:r>
+      <w:r>
+        <w:rPr>
+          <w:rFonts w:ascii="Times New Roman" w:hAnsi="Times New Roman" w:cs="Times New Roman"/>
+          <w:color w:val="EE0000"/>
+          <w:sz w:val="24"/>
+          <w:szCs w:val="24"/>
+        </w:rPr>
+        <w:t> Работа с массивами и таблицами величин.</w:t>
+      </w:r>
+    </w:p>
+    <w:p>
+      <w:pPr>
+        <w:numPr>
+          <w:ilvl w:val="0"/>
+          <w:numId w:val="10"/>
+        </w:numPr>
+        <w:rPr>
+          <w:rFonts w:ascii="Times New Roman" w:hAnsi="Times New Roman" w:cs="Times New Roman"/>
+          <w:color w:val="EE0000"/>
+          <w:sz w:val="24"/>
+          <w:szCs w:val="24"/>
+        </w:rPr>
+      </w:pPr>
+      <w:r>
+        <w:rPr>
+          <w:rFonts w:ascii="Times New Roman" w:hAnsi="Times New Roman" w:cs="Times New Roman"/>
+          <w:b/>
+          <w:bCs/>
+          <w:color w:val="EE0000"/>
+          <w:sz w:val="24"/>
+          <w:szCs w:val="24"/>
+        </w:rPr>
+        <w:t>Тема:</w:t>
+      </w:r>
+      <w:r>
+        <w:rPr>
+          <w:rFonts w:ascii="Times New Roman" w:hAnsi="Times New Roman" w:cs="Times New Roman"/>
+          <w:color w:val="EE0000"/>
+          <w:sz w:val="24"/>
+          <w:szCs w:val="24"/>
+        </w:rPr>
+        <w:t> Вспомогательные алгоритмы (подпрограммы, функции, рекурсия).</w:t>
+      </w:r>
+      <w:r>
+        <w:rPr>
+          <w:rFonts w:ascii="Times New Roman" w:hAnsi="Times New Roman" w:cs="Times New Roman"/>
+          <w:color w:val="EE0000"/>
+          <w:sz w:val="24"/>
+          <w:szCs w:val="24"/>
+        </w:rPr>
+        <w:t xml:space="preserve"> </w:t>
+      </w:r>
+    </w:p>
+    <w:p>
+      <w:pPr>
+        <w:ind w:left="720"/>
+        <w:rPr>
+          <w:rFonts w:ascii="Times New Roman" w:hAnsi="Times New Roman" w:cs="Times New Roman"/>
+          <w:b/>
+          <w:bCs/>
+          <w:i/>
+          <w:iCs/>
+          <w:color w:val="EE0000"/>
+          <w:sz w:val="24"/>
+          <w:szCs w:val="24"/>
+          <w:u w:val="single"/>
+        </w:rPr>
+      </w:pPr>
+      <w:r>
+        <w:rPr>
+          <w:rFonts w:ascii="Times New Roman" w:hAnsi="Times New Roman" w:cs="Times New Roman"/>
+          <w:b/>
+          <w:bCs/>
+          <w:i/>
+          <w:iCs/>
+          <w:color w:val="EE0000"/>
+          <w:sz w:val="24"/>
+          <w:szCs w:val="24"/>
+          <w:u w:val="single"/>
+        </w:rPr>
+        <w:t>(тема выбирается тобой)</w:t>
+      </w:r>
+    </w:p>
+    <w:tbl>
+      <w:tblPr>
+        <w:tblStyle w:val="a4"/>
+        <w:tblpPr w:leftFromText="180" w:rightFromText="180" w:vertAnchor="text" w:horzAnchor="margin" w:tblpXSpec="center" w:tblpY="479"/>
+        <w:tblW w:w="0" w:type="auto"/>
+        <w:tblLook w:val="04A0" w:firstRow="1" w:lastRow="0" w:firstColumn="1" w:lastColumn="0" w:noHBand="0" w:noVBand="1"/>
+      </w:tblPr>
+      <w:tblGrid>
+        <w:gridCol w:w="2692"/>
+        <w:gridCol w:w="2709"/>
+      </w:tblGrid>
+      <w:tr>
+        <w:tc>
+          <w:tcPr>
+            <w:tcW w:w="2692" w:type="dxa"/>
+          </w:tcPr>
+          <w:p>
+            <w:pPr>
+              <w:rPr>
+                <w:rFonts w:ascii="Times New Roman" w:hAnsi="Times New Roman" w:cs="Times New Roman"/>
+                <w:sz w:val="24"/>
+                <w:szCs w:val="24"/>
+              </w:rPr>
+            </w:pPr>
+            <w:r>
+              <w:rPr>
+                <w:rFonts w:ascii="Times New Roman" w:hAnsi="Times New Roman" w:cs="Times New Roman"/>
+                <w:sz w:val="24"/>
+                <w:szCs w:val="24"/>
+              </w:rPr>
+              <w:t>Процент выполнения:</w:t>
+            </w:r>
+          </w:p>
+        </w:tc>
+        <w:tc>
+          <w:tcPr>
+            <w:tcW w:w="2709" w:type="dxa"/>
+          </w:tcPr>
+          <w:p>
+            <w:pPr>
+              <w:rPr>
+                <w:rFonts w:ascii="Times New Roman" w:hAnsi="Times New Roman" w:cs="Times New Roman"/>
+                <w:sz w:val="24"/>
+                <w:szCs w:val="24"/>
+              </w:rPr>
+            </w:pPr>
+            <w:r>
+              <w:rPr>
+                <w:rFonts w:ascii="Times New Roman" w:hAnsi="Times New Roman" w:cs="Times New Roman"/>
+                <w:sz w:val="24"/>
+                <w:szCs w:val="24"/>
+              </w:rPr>
+              <w:t>Традиционная оценка</w:t>
+            </w:r>
+          </w:p>
+        </w:tc>
+      </w:tr>
+      <w:tr>
+        <w:tc>
+          <w:tcPr>
+            <w:tcW w:w="2692" w:type="dxa"/>
+          </w:tcPr>
+          <w:p>
+            <w:pPr>
+              <w:rPr>
+                <w:rFonts w:ascii="Times New Roman" w:hAnsi="Times New Roman" w:cs="Times New Roman"/>
+                <w:sz w:val="24"/>
+                <w:szCs w:val="24"/>
+              </w:rPr>
+            </w:pPr>
+            <w:r>
+              <w:rPr>
+                <w:rFonts w:ascii="Times New Roman" w:hAnsi="Times New Roman" w:cs="Times New Roman"/>
+                <w:sz w:val="24"/>
+                <w:szCs w:val="24"/>
+              </w:rPr>
+              <w:t>85%-100%</w:t>
+            </w:r>
+          </w:p>
+        </w:tc>
+        <w:tc>
+          <w:tcPr>
+            <w:tcW w:w="2709" w:type="dxa"/>
+          </w:tcPr>
+          <w:p>
+            <w:pPr>
+              <w:rPr>
+                <w:rFonts w:ascii="Times New Roman" w:hAnsi="Times New Roman" w:cs="Times New Roman"/>
+                <w:sz w:val="24"/>
+                <w:szCs w:val="24"/>
+              </w:rPr>
+            </w:pPr>
+            <w:r>
+              <w:rPr>
+                <w:rFonts w:ascii="Times New Roman" w:hAnsi="Times New Roman" w:cs="Times New Roman"/>
+                <w:sz w:val="24"/>
+                <w:szCs w:val="24"/>
+              </w:rPr>
+              <w:t>5(Отлично)</w:t>
+            </w:r>
+          </w:p>
+        </w:tc>
+      </w:tr>
+      <w:tr>
+        <w:tc>
+          <w:tcPr>
+            <w:tcW w:w="2692" w:type="dxa"/>
+          </w:tcPr>
+          <w:p>
+            <w:pPr>
+              <w:rPr>
+                <w:rFonts w:ascii="Times New Roman" w:hAnsi="Times New Roman" w:cs="Times New Roman"/>
+                <w:sz w:val="24"/>
+                <w:szCs w:val="24"/>
+              </w:rPr>
+            </w:pPr>
+            <w:r>
+              <w:rPr>
+                <w:rFonts w:ascii="Times New Roman" w:hAnsi="Times New Roman" w:cs="Times New Roman"/>
+                <w:sz w:val="24"/>
+                <w:szCs w:val="24"/>
+              </w:rPr>
+              <w:t>65%-84%</w:t>
+            </w:r>
+          </w:p>
+        </w:tc>
+        <w:tc>
+          <w:tcPr>
+            <w:tcW w:w="2709" w:type="dxa"/>
+          </w:tcPr>
+          <w:p>
+            <w:pPr>
+              <w:rPr>
+                <w:rFonts w:ascii="Times New Roman" w:hAnsi="Times New Roman" w:cs="Times New Roman"/>
+                <w:sz w:val="24"/>
+                <w:szCs w:val="24"/>
+              </w:rPr>
+            </w:pPr>
+            <w:r>
+              <w:rPr>
+                <w:rFonts w:ascii="Times New Roman" w:hAnsi="Times New Roman" w:cs="Times New Roman"/>
+                <w:sz w:val="24"/>
+                <w:szCs w:val="24"/>
+              </w:rPr>
+              <w:t>4(Хорошо)</w:t>
+            </w:r>
+          </w:p>
+        </w:tc>
+      </w:tr>
+      <w:tr>
+        <w:tc>
+          <w:tcPr>
+            <w:tcW w:w="2692" w:type="dxa"/>
+          </w:tcPr>
+          <w:p>
+            <w:pPr>
+              <w:rPr>
+                <w:rFonts w:ascii="Times New Roman" w:hAnsi="Times New Roman" w:cs="Times New Roman"/>
+                <w:sz w:val="24"/>
+                <w:szCs w:val="24"/>
+              </w:rPr>
+            </w:pPr>
+            <w:r>
+              <w:rPr>
+                <w:rFonts w:ascii="Times New Roman" w:hAnsi="Times New Roman" w:cs="Times New Roman"/>
+                <w:sz w:val="24"/>
+                <w:szCs w:val="24"/>
+              </w:rPr>
+              <w:t>50%-64%</w:t>
+            </w:r>
+          </w:p>
+        </w:tc>
+        <w:tc>
+          <w:tcPr>
+            <w:tcW w:w="2709" w:type="dxa"/>
+          </w:tcPr>
+          <w:p>
+            <w:pPr>
+              <w:rPr>
+                <w:rFonts w:ascii="Times New Roman" w:hAnsi="Times New Roman" w:cs="Times New Roman"/>
+                <w:sz w:val="24"/>
+                <w:szCs w:val="24"/>
+              </w:rPr>
+            </w:pPr>
+            <w:r>
+              <w:rPr>
+                <w:rFonts w:ascii="Times New Roman" w:hAnsi="Times New Roman" w:cs="Times New Roman"/>
+                <w:sz w:val="24"/>
+                <w:szCs w:val="24"/>
+              </w:rPr>
+              <w:t>3(удовлетворительно)</w:t>
+            </w:r>
+          </w:p>
+        </w:tc>
+      </w:tr>
+      <w:tr>
+        <w:tc>
+          <w:tcPr>
+            <w:tcW w:w="2692" w:type="dxa"/>
+          </w:tcPr>
+          <w:p>
+            <w:pPr>
+              <w:rPr>
+                <w:rFonts w:ascii="Times New Roman" w:hAnsi="Times New Roman" w:cs="Times New Roman"/>
+                <w:sz w:val="24"/>
+                <w:szCs w:val="24"/>
+              </w:rPr>
+            </w:pPr>
+            <w:r>
+              <w:rPr>
+                <w:rFonts w:ascii="Times New Roman" w:hAnsi="Times New Roman" w:cs="Times New Roman"/>
+                <w:sz w:val="24"/>
+                <w:szCs w:val="24"/>
+              </w:rPr>
+              <w:t>Менее 50%</w:t>
+            </w:r>
+          </w:p>
+        </w:tc>
+        <w:tc>
+          <w:tcPr>
+            <w:tcW w:w="2709" w:type="dxa"/>
+          </w:tcPr>
+          <w:p>
+            <w:pPr>
+              <w:rPr>
+                <w:rFonts w:ascii="Times New Roman" w:hAnsi="Times New Roman" w:cs="Times New Roman"/>
+                <w:sz w:val="24"/>
+                <w:szCs w:val="24"/>
+              </w:rPr>
+            </w:pPr>
+            <w:r>
+              <w:rPr>
+                <w:rFonts w:ascii="Times New Roman" w:hAnsi="Times New Roman" w:cs="Times New Roman"/>
+                <w:sz w:val="24"/>
+                <w:szCs w:val="24"/>
+              </w:rPr>
+              <w:t>2(неудовлетворительно)</w:t>
+            </w:r>
+          </w:p>
+        </w:tc>
+      </w:tr>
+    </w:tbl>
+    <w:p>
+      <w:pPr>
+        <w:ind w:left="360" w:hanging="360"/>
+        <w:rPr>
+          <w:rFonts w:ascii="Times New Roman" w:hAnsi="Times New Roman" w:cs="Times New Roman"/>
+          <w:sz w:val="32"/>
+          <w:szCs w:val="32"/>
+        </w:rPr>
+      </w:pPr>
+      <w:r>
+        <w:rPr>
+          <w:rFonts w:ascii="Times New Roman" w:hAnsi="Times New Roman" w:cs="Times New Roman"/>
+          <w:sz w:val="32"/>
+          <w:szCs w:val="32"/>
+        </w:rPr>
+        <w:t>Таблица оценок на выполненный тест:</w:t>
+      </w:r>
+    </w:p>
+    <w:p>
+      <w:pPr>
+        <w:rPr>
+          <w:rFonts w:ascii="Times New Roman" w:hAnsi="Times New Roman" w:cs="Times New Roman"/>
+          <w:sz w:val="24"/>
+          <w:szCs w:val="24"/>
+        </w:rPr>
+      </w:pPr>
+    </w:p>
+    <w:p>
+      <w:pPr>
         <w:jc w:val="right"/>
         <w:rPr>
           <w:rFonts w:ascii="Times New Roman" w:hAnsi="Times New Roman" w:cs="Times New Roman"/>
@@ -1478,6 +1992,192 @@
     <w:p>
       <w:pPr>
         <w:jc w:val="right"/>
+        <w:rPr>
+          <w:rFonts w:ascii="Times New Roman" w:hAnsi="Times New Roman" w:cs="Times New Roman"/>
+          <w:sz w:val="24"/>
+          <w:szCs w:val="24"/>
+        </w:rPr>
+      </w:pPr>
+    </w:p>
+    <w:p>
+      <w:pPr>
+        <w:jc w:val="both"/>
+        <w:rPr>
+          <w:rFonts w:ascii="Times New Roman" w:hAnsi="Times New Roman" w:cs="Times New Roman"/>
+          <w:sz w:val="24"/>
+          <w:szCs w:val="24"/>
+        </w:rPr>
+      </w:pPr>
+      <w:r>
+        <w:rPr>
+          <w:rFonts w:ascii="Times New Roman" w:hAnsi="Times New Roman" w:cs="Times New Roman"/>
+          <w:sz w:val="24"/>
+          <w:szCs w:val="24"/>
+        </w:rPr>
+        <w:t>Данное руководство представляет собой практический инструмент для организации контроля знаний по дисциплине «Основы алгоритмизации». Следуя изложенным рекомендациям, вы сможете выстроить прозрачную и объективную систему оценки, которая позволит:</w:t>
+      </w:r>
+    </w:p>
+    <w:p>
+      <w:pPr>
+        <w:numPr>
+          <w:ilvl w:val="0"/>
+          <w:numId w:val="11"/>
+        </w:numPr>
+        <w:jc w:val="both"/>
+        <w:rPr>
+          <w:rFonts w:ascii="Times New Roman" w:hAnsi="Times New Roman" w:cs="Times New Roman"/>
+          <w:sz w:val="24"/>
+          <w:szCs w:val="24"/>
+        </w:rPr>
+      </w:pPr>
+      <w:r>
+        <w:rPr>
+          <w:rFonts w:ascii="Times New Roman" w:hAnsi="Times New Roman" w:cs="Times New Roman"/>
+          <w:b/>
+          <w:bCs/>
+          <w:sz w:val="24"/>
+          <w:szCs w:val="24"/>
+        </w:rPr>
+        <w:t>Своевременно выявлять пробелы</w:t>
+      </w:r>
+      <w:r>
+        <w:rPr>
+          <w:rFonts w:ascii="Times New Roman" w:hAnsi="Times New Roman" w:cs="Times New Roman"/>
+          <w:sz w:val="24"/>
+          <w:szCs w:val="24"/>
+        </w:rPr>
+        <w:t> в знаниях учащихся по каждой конкретной теме (например, сложности с пониманием работы циклов или алгоритмизацией массивов) до того, как они накопятся к итоговой аттестации.</w:t>
+      </w:r>
+    </w:p>
+    <w:p>
+      <w:pPr>
+        <w:numPr>
+          <w:ilvl w:val="0"/>
+          <w:numId w:val="11"/>
+        </w:numPr>
+        <w:jc w:val="both"/>
+        <w:rPr>
+          <w:rFonts w:ascii="Times New Roman" w:hAnsi="Times New Roman" w:cs="Times New Roman"/>
+          <w:sz w:val="24"/>
+          <w:szCs w:val="24"/>
+        </w:rPr>
+      </w:pPr>
+      <w:r>
+        <w:rPr>
+          <w:rFonts w:ascii="Times New Roman" w:hAnsi="Times New Roman" w:cs="Times New Roman"/>
+          <w:b/>
+          <w:bCs/>
+          <w:sz w:val="24"/>
+          <w:szCs w:val="24"/>
+        </w:rPr>
+        <w:t>Снизить временные затраты</w:t>
+      </w:r>
+      <w:r>
+        <w:rPr>
+          <w:rFonts w:ascii="Times New Roman" w:hAnsi="Times New Roman" w:cs="Times New Roman"/>
+          <w:sz w:val="24"/>
+          <w:szCs w:val="24"/>
+        </w:rPr>
+        <w:t> на проверку за счет комбинирования автоматизированных средств (тесты, онлайн-проверка кода) и точечного ручного контроля сложных разделов.</w:t>
+      </w:r>
+    </w:p>
+    <w:p>
+      <w:pPr>
+        <w:numPr>
+          <w:ilvl w:val="0"/>
+          <w:numId w:val="11"/>
+        </w:numPr>
+        <w:jc w:val="both"/>
+        <w:rPr>
+          <w:rFonts w:ascii="Times New Roman" w:hAnsi="Times New Roman" w:cs="Times New Roman"/>
+          <w:sz w:val="24"/>
+          <w:szCs w:val="24"/>
+        </w:rPr>
+      </w:pPr>
+      <w:r>
+        <w:rPr>
+          <w:rFonts w:ascii="Times New Roman" w:hAnsi="Times New Roman" w:cs="Times New Roman"/>
+          <w:b/>
+          <w:bCs/>
+          <w:sz w:val="24"/>
+          <w:szCs w:val="24"/>
+        </w:rPr>
+        <w:t>Повысить мотивацию студентов</w:t>
+      </w:r>
+      <w:r>
+        <w:rPr>
+          <w:rFonts w:ascii="Times New Roman" w:hAnsi="Times New Roman" w:cs="Times New Roman"/>
+          <w:sz w:val="24"/>
+          <w:szCs w:val="24"/>
+        </w:rPr>
+        <w:t>, так как четкая структура контроля (входной, текущий, рубежный) и понятные критерии оценок делают процесс обучения предсказуемым и снижают уровень стресса.</w:t>
+      </w:r>
+    </w:p>
+    <w:p>
+      <w:pPr>
+        <w:jc w:val="both"/>
+        <w:rPr>
+          <w:rFonts w:ascii="Times New Roman" w:hAnsi="Times New Roman" w:cs="Times New Roman"/>
+          <w:sz w:val="24"/>
+          <w:szCs w:val="24"/>
+        </w:rPr>
+      </w:pPr>
+      <w:r>
+        <w:rPr>
+          <w:rFonts w:ascii="Times New Roman" w:hAnsi="Times New Roman" w:cs="Times New Roman"/>
+          <w:sz w:val="24"/>
+          <w:szCs w:val="24"/>
+        </w:rPr>
+        <w:t>Используйте предложенные шаблоны оценочных листов и чек-листы для проверки практических работ как основу для составления ваших собственных методических материалов. Вы можете адаптировать формы контроля под особенности вашей учебной группы и доступные технические средства (от традиционной меловой доски до современных систем электронного обучения).</w:t>
+      </w:r>
+      <w:r>
+        <w:rPr>
+          <w:rFonts w:ascii="Times New Roman" w:hAnsi="Times New Roman" w:cs="Times New Roman"/>
+          <w:sz w:val="24"/>
+          <w:szCs w:val="24"/>
+        </w:rPr>
+        <w:t xml:space="preserve"> </w:t>
+      </w:r>
+      <w:proofErr w:type="gramStart"/>
+      <w:r>
+        <w:rPr>
+          <w:rFonts w:ascii="Times New Roman" w:hAnsi="Times New Roman" w:cs="Times New Roman"/>
+          <w:sz w:val="24"/>
+          <w:szCs w:val="24"/>
+        </w:rPr>
+        <w:t>Внедрение</w:t>
+      </w:r>
+      <w:proofErr w:type="gramEnd"/>
+      <w:r>
+        <w:rPr>
+          <w:rFonts w:ascii="Times New Roman" w:hAnsi="Times New Roman" w:cs="Times New Roman"/>
+          <w:sz w:val="24"/>
+          <w:szCs w:val="24"/>
+        </w:rPr>
+        <w:t xml:space="preserve"> модульного принципа проверки, описанного в руководстве, превратит контроль знаний из формальной процедуры в эффективный инструмент управления учебным процессом.</w:t>
+      </w:r>
+      <w:r>
+        <w:rPr>
+          <w:rFonts w:ascii="Times New Roman" w:hAnsi="Times New Roman" w:cs="Times New Roman"/>
+          <w:sz w:val="24"/>
+          <w:szCs w:val="24"/>
+        </w:rPr>
+        <w:br/>
+      </w:r>
+      <w:r>
+        <w:rPr>
+          <w:rFonts w:ascii="Times New Roman" w:hAnsi="Times New Roman" w:cs="Times New Roman"/>
+          <w:b/>
+          <w:bCs/>
+          <w:sz w:val="24"/>
+          <w:szCs w:val="24"/>
+        </w:rPr>
+        <w:t>Желаем успехов в проведении занятий!</w:t>
+      </w:r>
+    </w:p>
+    <w:p>
+      <w:pPr>
+        <w:jc w:val="both"/>
         <w:rPr>
           <w:rFonts w:ascii="Times New Roman" w:hAnsi="Times New Roman" w:cs="Times New Roman"/>
           <w:sz w:val="24"/>
@@ -1616,7 +2316,7 @@
 </file>
 
 <file path=word/numbering.xml><?xml version="1.0" encoding="utf-8"?>
-<w:numbering xmlns:wpc="http://schemas.microsoft.com/office/word/2010/wordprocessingCanvas" xmlns:cx="http://schemas.microsoft.com/office/drawing/2014/chartex" xmlns:cx1="http://schemas.microsoft.com/office/drawing/2015/9/8/chartex" xmlns:cx2="http://schemas.microsoft.com/office/drawing/2015/10/21/chartex" xmlns:cx3="http://schemas.microsoft.com/office/drawing/2016/5/9/chartex" xmlns:cx4="http://schemas.microsoft.com/office/drawing/2016/5/10/chartex" xmlns:cx5="http://schemas.microsoft.com/office/drawing/2016/5/11/chartex" xmlns:cx6="http://schemas.microsoft.com/office/drawing/2016/5/12/chartex" xmlns:cx7="http://schemas.microsoft.com/office/drawing/2016/5/13/chartex" xmlns:cx8="http://schemas.microsoft.com/office/drawing/2016/5/14/chartex" xmlns:mc="http://schemas.openxmlformats.org/markup-compatibility/2006" xmlns:aink="http://schemas.microsoft.com/office/drawing/2016/ink" xmlns:am3d="http://schemas.microsoft.com/office/drawing/2017/model3d" xmlns:o="urn:schemas-microsoft-com:office:office" xmlns:r="http://schemas.openxmlformats.org/officeDocument/2006/relationships" xmlns:m="http://schemas.openxmlformats.org/officeDocument/2006/math" xmlns:v="urn:schemas-microsoft-com:vml" xmlns:wp14="http://schemas.microsoft.com/office/word/2010/wordprocessingDrawing" xmlns:wp="http://schemas.openxmlformats.org/drawingml/2006/wordprocessingDrawing" xmlns:w10="urn:schemas-microsoft-com:office:word" xmlns:w="http://schemas.openxmlformats.org/wordprocessingml/2006/main" xmlns:w14="http://schemas.microsoft.com/office/word/2010/wordml" xmlns:w15="http://schemas.microsoft.com/office/word/2012/wordml" xmlns:w16cid="http://schemas.microsoft.com/office/word/2016/wordml/cid" xmlns:w16se="http://schemas.microsoft.com/office/word/2015/wordml/symex" xmlns:wpg="http://schemas.microsoft.com/office/word/2010/wordprocessingGroup" xmlns:wpi="http://schemas.microsoft.com/office/word/2010/wordprocessingInk" xmlns:wne="http://schemas.microsoft.com/office/word/2006/wordml" xmlns:wps="http://schemas.microsoft.com/office/word/2010/wordprocessingShape" mc:Ignorable="w14 w15 w16se w16cid wp14">
+<w:numbering xmlns:wpc="http://schemas.microsoft.com/office/word/2010/wordprocessingCanvas" xmlns:cx="http://schemas.microsoft.com/office/drawing/2014/chartex" xmlns:cx1="http://schemas.microsoft.com/office/drawing/2015/9/8/chartex" xmlns:cx2="http://schemas.microsoft.com/office/drawing/2015/10/21/chartex" xmlns:cx3="http://schemas.microsoft.com/office/drawing/2016/5/9/chartex" xmlns:cx4="http://schemas.microsoft.com/office/drawing/2016/5/10/chartex" xmlns:cx5="http://schemas.microsoft.com/office/drawing/2016/5/11/chartex" xmlns:cx6="http://schemas.microsoft.com/office/drawing/2016/5/12/chartex" xmlns:cx7="http://schemas.microsoft.com/office/drawing/2016/5/13/chartex" xmlns:cx8="http://schemas.microsoft.com/office/drawing/2016/5/14/chartex" xmlns:mc="http://schemas.openxmlformats.org/markup-compatibility/2006" xmlns:aink="http://schemas.microsoft.com/office/drawing/2016/ink" xmlns:am3d="http://schemas.microsoft.com/office/drawing/2017/model3d" xmlns:o="urn:schemas-microsoft-com:office:office" xmlns:oel="http://schemas.microsoft.com/office/2019/extlst" xmlns:r="http://schemas.openxmlformats.org/officeDocument/2006/relationships" xmlns:m="http://schemas.openxmlformats.org/officeDocument/2006/math" xmlns:v="urn:schemas-microsoft-com:vml" xmlns:wp14="http://schemas.microsoft.com/office/word/2010/wordprocessingDrawing" xmlns:wp="http://schemas.openxmlformats.org/drawingml/2006/wordprocessingDrawing" xmlns:w10="urn:schemas-microsoft-com:office:word" xmlns:w="http://schemas.openxmlformats.org/wordprocessingml/2006/main" xmlns:w14="http://schemas.microsoft.com/office/word/2010/wordml" xmlns:w15="http://schemas.microsoft.com/office/word/2012/wordml" xmlns:w16cex="http://schemas.microsoft.com/office/word/2018/wordml/cex" xmlns:w16cid="http://schemas.microsoft.com/office/word/2016/wordml/cid" xmlns:w16="http://schemas.microsoft.com/office/word/2018/wordml" xmlns:w16du="http://schemas.microsoft.com/office/word/2023/wordml/word16du" xmlns:w16sdtdh="http://schemas.microsoft.com/office/word/2020/wordml/sdtdatahash" xmlns:w16sdtfl="http://schemas.microsoft.com/office/word/2024/wordml/sdtformatlock" xmlns:w16se="http://schemas.microsoft.com/office/word/2015/wordml/symex" xmlns:wpg="http://schemas.microsoft.com/office/word/2010/wordprocessingGroup" xmlns:wpi="http://schemas.microsoft.com/office/word/2010/wordprocessingInk" xmlns:wne="http://schemas.microsoft.com/office/word/2006/wordml" xmlns:wps="http://schemas.microsoft.com/office/word/2010/wordprocessingShape" mc:Ignorable="w14 w15 w16se w16cid w16 w16cex w16sdtdh w16sdtfl w16du wp14">
   <w:abstractNum w:abstractNumId="0" w15:restartNumberingAfterBreak="0">
     <w:nsid w:val="1D29658B"/>
     <w:multiLevelType w:val="hybridMultilevel"/>
@@ -2019,6 +2719,268 @@
     </w:lvl>
   </w:abstractNum>
   <w:abstractNum w:abstractNumId="4" w15:restartNumberingAfterBreak="0">
+    <w:nsid w:val="4A9A2E2C"/>
+    <w:multiLevelType w:val="multilevel"/>
+    <w:tmpl w:val="14B00C4E"/>
+    <w:lvl w:ilvl="0">
+      <w:start w:val="1"/>
+      <w:numFmt w:val="decimal"/>
+      <w:lvlText w:val="%1."/>
+      <w:lvlJc w:val="left"/>
+      <w:pPr>
+        <w:tabs>
+          <w:tab w:val="num" w:pos="720"/>
+        </w:tabs>
+        <w:ind w:left="720" w:hanging="360"/>
+      </w:pPr>
+    </w:lvl>
+    <w:lvl w:ilvl="1" w:tentative="1">
+      <w:start w:val="1"/>
+      <w:numFmt w:val="decimal"/>
+      <w:lvlText w:val="%2."/>
+      <w:lvlJc w:val="left"/>
+      <w:pPr>
+        <w:tabs>
+          <w:tab w:val="num" w:pos="1440"/>
+        </w:tabs>
+        <w:ind w:left="1440" w:hanging="360"/>
+      </w:pPr>
+    </w:lvl>
+    <w:lvl w:ilvl="2" w:tentative="1">
+      <w:start w:val="1"/>
+      <w:numFmt w:val="decimal"/>
+      <w:lvlText w:val="%3."/>
+      <w:lvlJc w:val="left"/>
+      <w:pPr>
+        <w:tabs>
+          <w:tab w:val="num" w:pos="2160"/>
+        </w:tabs>
+        <w:ind w:left="2160" w:hanging="360"/>
+      </w:pPr>
+    </w:lvl>
+    <w:lvl w:ilvl="3" w:tentative="1">
+      <w:start w:val="1"/>
+      <w:numFmt w:val="decimal"/>
+      <w:lvlText w:val="%4."/>
+      <w:lvlJc w:val="left"/>
+      <w:pPr>
+        <w:tabs>
+          <w:tab w:val="num" w:pos="2880"/>
+        </w:tabs>
+        <w:ind w:left="2880" w:hanging="360"/>
+      </w:pPr>
+    </w:lvl>
+    <w:lvl w:ilvl="4" w:tentative="1">
+      <w:start w:val="1"/>
+      <w:numFmt w:val="decimal"/>
+      <w:lvlText w:val="%5."/>
+      <w:lvlJc w:val="left"/>
+      <w:pPr>
+        <w:tabs>
+          <w:tab w:val="num" w:pos="3600"/>
+        </w:tabs>
+        <w:ind w:left="3600" w:hanging="360"/>
+      </w:pPr>
+    </w:lvl>
+    <w:lvl w:ilvl="5" w:tentative="1">
+      <w:start w:val="1"/>
+      <w:numFmt w:val="decimal"/>
+      <w:lvlText w:val="%6."/>
+      <w:lvlJc w:val="left"/>
+      <w:pPr>
+        <w:tabs>
+          <w:tab w:val="num" w:pos="4320"/>
+        </w:tabs>
+        <w:ind w:left="4320" w:hanging="360"/>
+      </w:pPr>
+    </w:lvl>
+    <w:lvl w:ilvl="6" w:tentative="1">
+      <w:start w:val="1"/>
+      <w:numFmt w:val="decimal"/>
+      <w:lvlText w:val="%7."/>
+      <w:lvlJc w:val="left"/>
+      <w:pPr>
+        <w:tabs>
+          <w:tab w:val="num" w:pos="5040"/>
+        </w:tabs>
+        <w:ind w:left="5040" w:hanging="360"/>
+      </w:pPr>
+    </w:lvl>
+    <w:lvl w:ilvl="7" w:tentative="1">
+      <w:start w:val="1"/>
+      <w:numFmt w:val="decimal"/>
+      <w:lvlText w:val="%8."/>
+      <w:lvlJc w:val="left"/>
+      <w:pPr>
+        <w:tabs>
+          <w:tab w:val="num" w:pos="5760"/>
+        </w:tabs>
+        <w:ind w:left="5760" w:hanging="360"/>
+      </w:pPr>
+    </w:lvl>
+    <w:lvl w:ilvl="8" w:tentative="1">
+      <w:start w:val="1"/>
+      <w:numFmt w:val="decimal"/>
+      <w:lvlText w:val="%9."/>
+      <w:lvlJc w:val="left"/>
+      <w:pPr>
+        <w:tabs>
+          <w:tab w:val="num" w:pos="6480"/>
+        </w:tabs>
+        <w:ind w:left="6480" w:hanging="360"/>
+      </w:pPr>
+    </w:lvl>
+  </w:abstractNum>
+  <w:abstractNum w:abstractNumId="5" w15:restartNumberingAfterBreak="0">
+    <w:nsid w:val="4F37347C"/>
+    <w:multiLevelType w:val="multilevel"/>
+    <w:tmpl w:val="6748A790"/>
+    <w:lvl w:ilvl="0">
+      <w:start w:val="1"/>
+      <w:numFmt w:val="bullet"/>
+      <w:lvlText w:val=""/>
+      <w:lvlJc w:val="left"/>
+      <w:pPr>
+        <w:tabs>
+          <w:tab w:val="num" w:pos="720"/>
+        </w:tabs>
+        <w:ind w:left="720" w:hanging="360"/>
+      </w:pPr>
+      <w:rPr>
+        <w:rFonts w:ascii="Symbol" w:hAnsi="Symbol" w:hint="default"/>
+        <w:sz w:val="20"/>
+      </w:rPr>
+    </w:lvl>
+    <w:lvl w:ilvl="1" w:tentative="1">
+      <w:start w:val="1"/>
+      <w:numFmt w:val="bullet"/>
+      <w:lvlText w:val="o"/>
+      <w:lvlJc w:val="left"/>
+      <w:pPr>
+        <w:tabs>
+          <w:tab w:val="num" w:pos="1440"/>
+        </w:tabs>
+        <w:ind w:left="1440" w:hanging="360"/>
+      </w:pPr>
+      <w:rPr>
+        <w:rFonts w:ascii="Courier New" w:hAnsi="Courier New" w:hint="default"/>
+        <w:sz w:val="20"/>
+      </w:rPr>
+    </w:lvl>
+    <w:lvl w:ilvl="2" w:tentative="1">
+      <w:start w:val="1"/>
+      <w:numFmt w:val="bullet"/>
+      <w:lvlText w:val=""/>
+      <w:lvlJc w:val="left"/>
+      <w:pPr>
+        <w:tabs>
+          <w:tab w:val="num" w:pos="2160"/>
+        </w:tabs>
+        <w:ind w:left="2160" w:hanging="360"/>
+      </w:pPr>
+      <w:rPr>
+        <w:rFonts w:ascii="Wingdings" w:hAnsi="Wingdings" w:hint="default"/>
+        <w:sz w:val="20"/>
+      </w:rPr>
+    </w:lvl>
+    <w:lvl w:ilvl="3" w:tentative="1">
+      <w:start w:val="1"/>
+      <w:numFmt w:val="bullet"/>
+      <w:lvlText w:val=""/>
+      <w:lvlJc w:val="left"/>
+      <w:pPr>
+        <w:tabs>
+          <w:tab w:val="num" w:pos="2880"/>
+        </w:tabs>
+        <w:ind w:left="2880" w:hanging="360"/>
+      </w:pPr>
+      <w:rPr>
+        <w:rFonts w:ascii="Wingdings" w:hAnsi="Wingdings" w:hint="default"/>
+        <w:sz w:val="20"/>
+      </w:rPr>
+    </w:lvl>
+    <w:lvl w:ilvl="4" w:tentative="1">
+      <w:start w:val="1"/>
+      <w:numFmt w:val="bullet"/>
+      <w:lvlText w:val=""/>
+      <w:lvlJc w:val="left"/>
+      <w:pPr>
+        <w:tabs>
+          <w:tab w:val="num" w:pos="3600"/>
+        </w:tabs>
+        <w:ind w:left="3600" w:hanging="360"/>
+      </w:pPr>
+      <w:rPr>
+        <w:rFonts w:ascii="Wingdings" w:hAnsi="Wingdings" w:hint="default"/>
+        <w:sz w:val="20"/>
+      </w:rPr>
+    </w:lvl>
+    <w:lvl w:ilvl="5" w:tentative="1">
+      <w:start w:val="1"/>
+      <w:numFmt w:val="bullet"/>
+      <w:lvlText w:val=""/>
+      <w:lvlJc w:val="left"/>
+      <w:pPr>
+        <w:tabs>
+          <w:tab w:val="num" w:pos="4320"/>
+        </w:tabs>
+        <w:ind w:left="4320" w:hanging="360"/>
+      </w:pPr>
+      <w:rPr>
+        <w:rFonts w:ascii="Wingdings" w:hAnsi="Wingdings" w:hint="default"/>
+        <w:sz w:val="20"/>
+      </w:rPr>
+    </w:lvl>
+    <w:lvl w:ilvl="6" w:tentative="1">
+      <w:start w:val="1"/>
+      <w:numFmt w:val="bullet"/>
+      <w:lvlText w:val=""/>
+      <w:lvlJc w:val="left"/>
+      <w:pPr>
+        <w:tabs>
+          <w:tab w:val="num" w:pos="5040"/>
+        </w:tabs>
+        <w:ind w:left="5040" w:hanging="360"/>
+      </w:pPr>
+      <w:rPr>
+        <w:rFonts w:ascii="Wingdings" w:hAnsi="Wingdings" w:hint="default"/>
+        <w:sz w:val="20"/>
+      </w:rPr>
+    </w:lvl>
+    <w:lvl w:ilvl="7" w:tentative="1">
+      <w:start w:val="1"/>
+      <w:numFmt w:val="bullet"/>
+      <w:lvlText w:val=""/>
+      <w:lvlJc w:val="left"/>
+      <w:pPr>
+        <w:tabs>
+          <w:tab w:val="num" w:pos="5760"/>
+        </w:tabs>
+        <w:ind w:left="5760" w:hanging="360"/>
+      </w:pPr>
+      <w:rPr>
+        <w:rFonts w:ascii="Wingdings" w:hAnsi="Wingdings" w:hint="default"/>
+        <w:sz w:val="20"/>
+      </w:rPr>
+    </w:lvl>
+    <w:lvl w:ilvl="8" w:tentative="1">
+      <w:start w:val="1"/>
+      <w:numFmt w:val="bullet"/>
+      <w:lvlText w:val=""/>
+      <w:lvlJc w:val="left"/>
+      <w:pPr>
+        <w:tabs>
+          <w:tab w:val="num" w:pos="6480"/>
+        </w:tabs>
+        <w:ind w:left="6480" w:hanging="360"/>
+      </w:pPr>
+      <w:rPr>
+        <w:rFonts w:ascii="Wingdings" w:hAnsi="Wingdings" w:hint="default"/>
+        <w:sz w:val="20"/>
+      </w:rPr>
+    </w:lvl>
+  </w:abstractNum>
+  <w:abstractNum w:abstractNumId="6" w15:restartNumberingAfterBreak="0">
     <w:nsid w:val="57262399"/>
     <w:multiLevelType w:val="hybridMultilevel"/>
     <w:tmpl w:val="66CCF7C0"/>
@@ -2107,7 +3069,7 @@
       </w:pPr>
     </w:lvl>
   </w:abstractNum>
-  <w:abstractNum w:abstractNumId="5" w15:restartNumberingAfterBreak="0">
+  <w:abstractNum w:abstractNumId="7" w15:restartNumberingAfterBreak="0">
     <w:nsid w:val="5E216795"/>
     <w:multiLevelType w:val="hybridMultilevel"/>
     <w:tmpl w:val="327C0B36"/>
@@ -2193,7 +3155,7 @@
       </w:pPr>
     </w:lvl>
   </w:abstractNum>
-  <w:abstractNum w:abstractNumId="6" w15:restartNumberingAfterBreak="0">
+  <w:abstractNum w:abstractNumId="8" w15:restartNumberingAfterBreak="0">
     <w:nsid w:val="690D64DA"/>
     <w:multiLevelType w:val="hybridMultilevel"/>
     <w:tmpl w:val="7AF0C3CE"/>
@@ -2306,7 +3268,7 @@
       </w:rPr>
     </w:lvl>
   </w:abstractNum>
-  <w:abstractNum w:abstractNumId="7" w15:restartNumberingAfterBreak="0">
+  <w:abstractNum w:abstractNumId="9" w15:restartNumberingAfterBreak="0">
     <w:nsid w:val="6E655DBB"/>
     <w:multiLevelType w:val="hybridMultilevel"/>
     <w:tmpl w:val="0ECAD01A"/>
@@ -2419,7 +3381,7 @@
       </w:rPr>
     </w:lvl>
   </w:abstractNum>
-  <w:abstractNum w:abstractNumId="8" w15:restartNumberingAfterBreak="0">
+  <w:abstractNum w:abstractNumId="10" w15:restartNumberingAfterBreak="0">
     <w:nsid w:val="722E26BE"/>
     <w:multiLevelType w:val="hybridMultilevel"/>
     <w:tmpl w:val="EA3ECED2"/>
@@ -2532,38 +3494,44 @@
       </w:rPr>
     </w:lvl>
   </w:abstractNum>
-  <w:num w:numId="1">
+  <w:num w:numId="1" w16cid:durableId="1049845995">
+    <w:abstractNumId w:val="6"/>
+  </w:num>
+  <w:num w:numId="2" w16cid:durableId="471563145">
+    <w:abstractNumId w:val="7"/>
+  </w:num>
+  <w:num w:numId="3" w16cid:durableId="589389055">
+    <w:abstractNumId w:val="1"/>
+  </w:num>
+  <w:num w:numId="4" w16cid:durableId="39670374">
+    <w:abstractNumId w:val="9"/>
+  </w:num>
+  <w:num w:numId="5" w16cid:durableId="514878311">
+    <w:abstractNumId w:val="8"/>
+  </w:num>
+  <w:num w:numId="6" w16cid:durableId="1931305231">
+    <w:abstractNumId w:val="0"/>
+  </w:num>
+  <w:num w:numId="7" w16cid:durableId="1155220795">
+    <w:abstractNumId w:val="10"/>
+  </w:num>
+  <w:num w:numId="8" w16cid:durableId="302153695">
+    <w:abstractNumId w:val="2"/>
+  </w:num>
+  <w:num w:numId="9" w16cid:durableId="1036272356">
+    <w:abstractNumId w:val="3"/>
+  </w:num>
+  <w:num w:numId="10" w16cid:durableId="908006094">
     <w:abstractNumId w:val="4"/>
   </w:num>
-  <w:num w:numId="2">
+  <w:num w:numId="11" w16cid:durableId="1930239104">
     <w:abstractNumId w:val="5"/>
-  </w:num>
-  <w:num w:numId="3">
-    <w:abstractNumId w:val="1"/>
-  </w:num>
-  <w:num w:numId="4">
-    <w:abstractNumId w:val="7"/>
-  </w:num>
-  <w:num w:numId="5">
-    <w:abstractNumId w:val="6"/>
-  </w:num>
-  <w:num w:numId="6">
-    <w:abstractNumId w:val="0"/>
-  </w:num>
-  <w:num w:numId="7">
-    <w:abstractNumId w:val="8"/>
-  </w:num>
-  <w:num w:numId="8">
-    <w:abstractNumId w:val="2"/>
-  </w:num>
-  <w:num w:numId="9">
-    <w:abstractNumId w:val="3"/>
   </w:num>
 </w:numbering>
 </file>
 
 <file path=word/styles.xml><?xml version="1.0" encoding="utf-8"?>
-<w:styles xmlns:mc="http://schemas.openxmlformats.org/markup-compatibility/2006" xmlns:r="http://schemas.openxmlformats.org/officeDocument/2006/relationships" xmlns:w="http://schemas.openxmlformats.org/wordprocessingml/2006/main" xmlns:w14="http://schemas.microsoft.com/office/word/2010/wordml" xmlns:w15="http://schemas.microsoft.com/office/word/2012/wordml" xmlns:w16cid="http://schemas.microsoft.com/office/word/2016/wordml/cid" xmlns:w16se="http://schemas.microsoft.com/office/word/2015/wordml/symex" mc:Ignorable="w14 w15 w16se w16cid">
+<w:styles xmlns:mc="http://schemas.openxmlformats.org/markup-compatibility/2006" xmlns:r="http://schemas.openxmlformats.org/officeDocument/2006/relationships" xmlns:w="http://schemas.openxmlformats.org/wordprocessingml/2006/main" xmlns:w14="http://schemas.microsoft.com/office/word/2010/wordml" xmlns:w15="http://schemas.microsoft.com/office/word/2012/wordml" xmlns:w16cex="http://schemas.microsoft.com/office/word/2018/wordml/cex" xmlns:w16cid="http://schemas.microsoft.com/office/word/2016/wordml/cid" xmlns:w16="http://schemas.microsoft.com/office/word/2018/wordml" xmlns:w16du="http://schemas.microsoft.com/office/word/2023/wordml/word16du" xmlns:w16sdtdh="http://schemas.microsoft.com/office/word/2020/wordml/sdtdatahash" xmlns:w16sdtfl="http://schemas.microsoft.com/office/word/2024/wordml/sdtformatlock" xmlns:w16se="http://schemas.microsoft.com/office/word/2015/wordml/symex" mc:Ignorable="w14 w15 w16se w16cid w16 w16cex w16sdtdh w16sdtfl w16du">
   <w:docDefaults>
     <w:rPrDefault>
       <w:rPr>
@@ -2579,7 +3547,7 @@
       </w:pPr>
     </w:pPrDefault>
   </w:docDefaults>
-  <w:latentStyles w:defLockedState="0" w:defUIPriority="99" w:defSemiHidden="0" w:defUnhideWhenUsed="0" w:defQFormat="0" w:count="375">
+  <w:latentStyles w:defLockedState="0" w:defUIPriority="99" w:defSemiHidden="0" w:defUnhideWhenUsed="0" w:defQFormat="0" w:count="376">
     <w:lsdException w:name="Normal" w:uiPriority="0" w:qFormat="1"/>
     <w:lsdException w:name="heading 1" w:uiPriority="9" w:qFormat="1"/>
     <w:lsdException w:name="heading 2" w:semiHidden="1" w:uiPriority="9" w:unhideWhenUsed="1" w:qFormat="1"/>
@@ -2955,6 +3923,7 @@
     <w:lsdException w:name="Smart Hyperlink" w:semiHidden="1" w:unhideWhenUsed="1"/>
     <w:lsdException w:name="Hashtag" w:semiHidden="1" w:unhideWhenUsed="1"/>
     <w:lsdException w:name="Unresolved Mention" w:semiHidden="1" w:unhideWhenUsed="1"/>
+    <w:lsdException w:name="Smart Link" w:semiHidden="1" w:unhideWhenUsed="1"/>
   </w:latentStyles>
   <w:style w:type="paragraph" w:default="1" w:styleId="a">
     <w:name w:val="Normal"/>
@@ -2981,10 +3950,32 @@
       <w:szCs w:val="32"/>
     </w:rPr>
   </w:style>
+  <w:style w:type="paragraph" w:styleId="2">
+    <w:name w:val="heading 2"/>
+    <w:basedOn w:val="a"/>
+    <w:next w:val="a"/>
+    <w:link w:val="20"/>
+    <w:uiPriority w:val="9"/>
+    <w:semiHidden/>
+    <w:unhideWhenUsed/>
+    <w:qFormat/>
+    <w:rsid w:val="00830EED"/>
+    <w:pPr>
+      <w:keepNext/>
+      <w:keepLines/>
+      <w:spacing w:before="40" w:after="0"/>
+      <w:outlineLvl w:val="1"/>
+    </w:pPr>
+    <w:rPr>
+      <w:rFonts w:asciiTheme="majorHAnsi" w:eastAsiaTheme="majorEastAsia" w:hAnsiTheme="majorHAnsi" w:cstheme="majorBidi"/>
+      <w:color w:val="2F5496" w:themeColor="accent1" w:themeShade="BF"/>
+      <w:sz w:val="26"/>
+      <w:szCs w:val="26"/>
+    </w:rPr>
+  </w:style>
   <w:style w:type="character" w:default="1" w:styleId="a0">
     <w:name w:val="Default Paragraph Font"/>
     <w:uiPriority w:val="1"/>
-    <w:semiHidden/>
     <w:unhideWhenUsed/>
   </w:style>
   <w:style w:type="table" w:default="1" w:styleId="a1">
@@ -3081,6 +4072,39 @@
       <w:szCs w:val="20"/>
       <w:lang w:eastAsia="ru-RU"/>
     </w:rPr>
+  </w:style>
+  <w:style w:type="character" w:customStyle="1" w:styleId="20">
+    <w:name w:val="Заголовок 2 Знак"/>
+    <w:basedOn w:val="a0"/>
+    <w:link w:val="2"/>
+    <w:uiPriority w:val="9"/>
+    <w:semiHidden/>
+    <w:rsid w:val="00830EED"/>
+    <w:rPr>
+      <w:rFonts w:asciiTheme="majorHAnsi" w:eastAsiaTheme="majorEastAsia" w:hAnsiTheme="majorHAnsi" w:cstheme="majorBidi"/>
+      <w:color w:val="2F5496" w:themeColor="accent1" w:themeShade="BF"/>
+      <w:sz w:val="26"/>
+      <w:szCs w:val="26"/>
+    </w:rPr>
+  </w:style>
+  <w:style w:type="table" w:styleId="a4">
+    <w:name w:val="Table Grid"/>
+    <w:basedOn w:val="a1"/>
+    <w:uiPriority w:val="39"/>
+    <w:rsid w:val="00830EED"/>
+    <w:pPr>
+      <w:spacing w:after="0" w:line="240" w:lineRule="auto"/>
+    </w:pPr>
+    <w:tblPr>
+      <w:tblBorders>
+        <w:top w:val="single" w:sz="4" w:space="0" w:color="auto"/>
+        <w:left w:val="single" w:sz="4" w:space="0" w:color="auto"/>
+        <w:bottom w:val="single" w:sz="4" w:space="0" w:color="auto"/>
+        <w:right w:val="single" w:sz="4" w:space="0" w:color="auto"/>
+        <w:insideH w:val="single" w:sz="4" w:space="0" w:color="auto"/>
+        <w:insideV w:val="single" w:sz="4" w:space="0" w:color="auto"/>
+      </w:tblBorders>
+    </w:tblPr>
   </w:style>
 </w:styles>
 </file>
@@ -3378,4 +4402,16 @@
     </a:ext>
   </a:extLst>
 </a:theme>
+</file>
+
+<file path=customXml/item1.xml><?xml version="1.0" encoding="utf-8"?>
+<b:Sources xmlns:b="http://schemas.openxmlformats.org/officeDocument/2006/bibliography" xmlns="http://schemas.openxmlformats.org/officeDocument/2006/bibliography" SelectedStyle="\APASixthEditionOfficeOnline.xsl" StyleName="APA" Version="6"/>
+</file>
+
+<file path=customXml/itemProps1.xml><?xml version="1.0" encoding="utf-8"?>
+<ds:datastoreItem xmlns:ds="http://schemas.openxmlformats.org/officeDocument/2006/customXml" ds:itemID="{C6A0F4C4-D228-4002-B832-63384EF8E90D}">
+  <ds:schemaRefs>
+    <ds:schemaRef ds:uri="http://schemas.openxmlformats.org/officeDocument/2006/bibliography"/>
+  </ds:schemaRefs>
+</ds:datastoreItem>
 </file>